--- a/что я понял из 3 занятия.docx
+++ b/что я понял из 3 занятия.docx
@@ -251,11 +251,6 @@
       </w:r>
     </w:p>
     <w:p>
-      <w:pPr>
-        <w:rPr>
-          <w:lang w:val="en-US"/>
-        </w:rPr>
-      </w:pPr>
       <w:r>
         <w:t>Самый нижний слой который ни от кого не зависит это ДБ, там 2 класса</w:t>
       </w:r>
@@ -655,6 +650,9 @@
         <w:t>”</w:t>
       </w:r>
       <w:r>
+        <w:rPr>
+          <w:noProof/>
+        </w:rPr>
         <w:drawing>
           <wp:inline distT="0" distB="0" distL="0" distR="0" wp14:anchorId="7A713E8D" wp14:editId="4E8C52F0">
             <wp:extent cx="5940425" cy="4451985"/>
@@ -680,6 +678,98 @@
                     <a:xfrm>
                       <a:off x="0" y="0"/>
                       <a:ext cx="5940425" cy="4451985"/>
+                    </a:xfrm>
+                    <a:prstGeom prst="rect">
+                      <a:avLst/>
+                    </a:prstGeom>
+                  </pic:spPr>
+                </pic:pic>
+              </a:graphicData>
+            </a:graphic>
+          </wp:inline>
+        </w:drawing>
+      </w:r>
+    </w:p>
+    <w:p>
+      <w:pPr>
+        <w:ind w:left="360"/>
+      </w:pPr>
+    </w:p>
+    <w:p>
+      <w:pPr>
+        <w:ind w:left="360"/>
+      </w:pPr>
+      <w:r>
+        <w:lastRenderedPageBreak/>
+        <w:t>И Еще важный момент для понимания</w:t>
+      </w:r>
+      <w:r>
+        <w:br/>
+      </w:r>
+      <w:r>
+        <w:drawing>
+          <wp:inline distT="0" distB="0" distL="0" distR="0" wp14:anchorId="19A1EAB7" wp14:editId="2E91E4EA">
+            <wp:extent cx="5715798" cy="6735115"/>
+            <wp:effectExtent l="0" t="0" r="0" b="8890"/>
+            <wp:docPr id="2073519757" name="Рисунок 1" descr="Изображение выглядит как текст, снимок экрана, программное обеспечение, Шрифт&#10;&#10;Содержимое, созданное искусственным интеллектом, может быть неверным."/>
+            <wp:cNvGraphicFramePr>
+              <a:graphicFrameLocks xmlns:a="http://schemas.openxmlformats.org/drawingml/2006/main" noChangeAspect="1"/>
+            </wp:cNvGraphicFramePr>
+            <a:graphic xmlns:a="http://schemas.openxmlformats.org/drawingml/2006/main">
+              <a:graphicData uri="http://schemas.openxmlformats.org/drawingml/2006/picture">
+                <pic:pic xmlns:pic="http://schemas.openxmlformats.org/drawingml/2006/picture">
+                  <pic:nvPicPr>
+                    <pic:cNvPr id="2073519757" name="Рисунок 1" descr="Изображение выглядит как текст, снимок экрана, программное обеспечение, Шрифт&#10;&#10;Содержимое, созданное искусственным интеллектом, может быть неверным."/>
+                    <pic:cNvPicPr/>
+                  </pic:nvPicPr>
+                  <pic:blipFill>
+                    <a:blip r:embed="rId10"/>
+                    <a:stretch>
+                      <a:fillRect/>
+                    </a:stretch>
+                  </pic:blipFill>
+                  <pic:spPr>
+                    <a:xfrm>
+                      <a:off x="0" y="0"/>
+                      <a:ext cx="5715798" cy="6735115"/>
+                    </a:xfrm>
+                    <a:prstGeom prst="rect">
+                      <a:avLst/>
+                    </a:prstGeom>
+                  </pic:spPr>
+                </pic:pic>
+              </a:graphicData>
+            </a:graphic>
+          </wp:inline>
+        </w:drawing>
+      </w:r>
+      <w:r>
+        <w:lastRenderedPageBreak/>
+        <w:drawing>
+          <wp:inline distT="0" distB="0" distL="0" distR="0" wp14:anchorId="0B051B62" wp14:editId="160D7649">
+            <wp:extent cx="5772956" cy="5220429"/>
+            <wp:effectExtent l="0" t="0" r="0" b="0"/>
+            <wp:docPr id="109036986" name="Рисунок 1" descr="Изображение выглядит как текст, электроника, снимок экрана, программное обеспечение&#10;&#10;Содержимое, созданное искусственным интеллектом, может быть неверным."/>
+            <wp:cNvGraphicFramePr>
+              <a:graphicFrameLocks xmlns:a="http://schemas.openxmlformats.org/drawingml/2006/main" noChangeAspect="1"/>
+            </wp:cNvGraphicFramePr>
+            <a:graphic xmlns:a="http://schemas.openxmlformats.org/drawingml/2006/main">
+              <a:graphicData uri="http://schemas.openxmlformats.org/drawingml/2006/picture">
+                <pic:pic xmlns:pic="http://schemas.openxmlformats.org/drawingml/2006/picture">
+                  <pic:nvPicPr>
+                    <pic:cNvPr id="109036986" name="Рисунок 1" descr="Изображение выглядит как текст, электроника, снимок экрана, программное обеспечение&#10;&#10;Содержимое, созданное искусственным интеллектом, может быть неверным."/>
+                    <pic:cNvPicPr/>
+                  </pic:nvPicPr>
+                  <pic:blipFill>
+                    <a:blip r:embed="rId11"/>
+                    <a:stretch>
+                      <a:fillRect/>
+                    </a:stretch>
+                  </pic:blipFill>
+                  <pic:spPr>
+                    <a:xfrm>
+                      <a:off x="0" y="0"/>
+                      <a:ext cx="5772956" cy="5220429"/>
                     </a:xfrm>
                     <a:prstGeom prst="rect">
                       <a:avLst/>
